--- a/public/labs/os/ЛР2_ОС_Методи_відновлення_операційної_системи.docx
+++ b/public/labs/os/ЛР2_ОС_Методи_відновлення_операційної_системи.docx
@@ -7,6 +7,14 @@
         <w:pStyle w:val="Title"/>
       </w:pPr>
       <w:r>
+        <w:t xml:space="preserve">Лабораторна робота №2</w:t>
+      </w:r>
+    </w:p>
+    <w:p>
+      <w:pPr>
+        <w:pStyle w:val="Subtitle"/>
+      </w:pPr>
+      <w:r>
         <w:t xml:space="preserve">Методи відновлення операційної системи</w:t>
       </w:r>
     </w:p>
@@ -19,9 +27,10 @@
       </w:r>
     </w:p>
     <w:sectPr>
-      <w:footnotePr>
-        <w:numRestart w:val="eachSect"/>
-      </w:footnotePr>
+      <w:pgSz w:h="16838" w:orient="portrait" w:w="11906"/>
+      <w:pgMar w:bottom="1134" w:footer="708" w:gutter="0" w:header="708" w:left="1418" w:right="851" w:top="1134"/>
+      <w:pgNumType w:start="1"/>
+      <w:docGrid w:linePitch="360"/>
     </w:sectPr>
   </w:body>
 </w:document>
@@ -57,74 +66,74 @@
     <w:multiLevelType w:val="multilevel"/>
     <w:lvl w:ilvl="0">
       <w:numFmt w:val="bullet"/>
-      <w:lvlText w:val=" "/>
+      <w:lvlText w:val="–"/>
       <w:lvlJc w:val="left"/>
       <w:pPr>
-        <w:ind w:left="720" w:hanging="360"/>
+        <w:ind w:left="1134" w:hanging="425"/>
       </w:pPr>
     </w:lvl>
     <w:lvl w:ilvl="1">
       <w:numFmt w:val="bullet"/>
-      <w:lvlText w:val=" "/>
+      <w:lvlText w:val="–"/>
       <w:lvlJc w:val="left"/>
       <w:pPr>
-        <w:ind w:left="1440" w:hanging="360"/>
+        <w:ind w:left="1701" w:hanging="425"/>
       </w:pPr>
     </w:lvl>
     <w:lvl w:ilvl="2">
       <w:numFmt w:val="bullet"/>
-      <w:lvlText w:val=" "/>
+      <w:lvlText w:val="–"/>
       <w:lvlJc w:val="left"/>
       <w:pPr>
-        <w:ind w:left="2160" w:hanging="360"/>
+        <w:ind w:left="2268" w:hanging="425"/>
       </w:pPr>
     </w:lvl>
     <w:lvl w:ilvl="3">
       <w:numFmt w:val="bullet"/>
-      <w:lvlText w:val=" "/>
+      <w:lvlText w:val="–"/>
       <w:lvlJc w:val="left"/>
       <w:pPr>
-        <w:ind w:left="2880" w:hanging="360"/>
+        <w:ind w:left="2835" w:hanging="425"/>
       </w:pPr>
     </w:lvl>
     <w:lvl w:ilvl="4">
       <w:numFmt w:val="bullet"/>
-      <w:lvlText w:val=" "/>
+      <w:lvlText w:val="–"/>
       <w:lvlJc w:val="left"/>
       <w:pPr>
-        <w:ind w:left="3600" w:hanging="360"/>
+        <w:ind w:left="3402" w:hanging="425"/>
       </w:pPr>
     </w:lvl>
     <w:lvl w:ilvl="5">
       <w:numFmt w:val="bullet"/>
-      <w:lvlText w:val=" "/>
+      <w:lvlText w:val="–"/>
       <w:lvlJc w:val="left"/>
       <w:pPr>
-        <w:ind w:left="4320" w:hanging="360"/>
+        <w:ind w:left="3969" w:hanging="425"/>
       </w:pPr>
     </w:lvl>
     <w:lvl w:ilvl="6">
       <w:numFmt w:val="bullet"/>
-      <w:lvlText w:val=" "/>
+      <w:lvlText w:val="–"/>
       <w:lvlJc w:val="left"/>
       <w:pPr>
-        <w:ind w:left="5040" w:hanging="360"/>
+        <w:ind w:left="4536" w:hanging="425"/>
       </w:pPr>
     </w:lvl>
     <w:lvl w:ilvl="7">
       <w:numFmt w:val="bullet"/>
-      <w:lvlText w:val=" "/>
+      <w:lvlText w:val="–"/>
       <w:lvlJc w:val="left"/>
       <w:pPr>
-        <w:ind w:left="5760" w:hanging="360"/>
+        <w:ind w:left="5103" w:hanging="425"/>
       </w:pPr>
     </w:lvl>
     <w:lvl w:ilvl="8">
       <w:numFmt w:val="bullet"/>
-      <w:lvlText w:val=" "/>
+      <w:lvlText w:val="–"/>
       <w:lvlJc w:val="left"/>
       <w:pPr>
-        <w:ind w:left="6480" w:hanging="360"/>
+        <w:ind w:left="5670" w:hanging="425"/>
       </w:pPr>
     </w:lvl>
   </w:abstractNum>
@@ -139,15 +148,15 @@
   <w:docDefaults>
     <w:rPrDefault>
       <w:rPr>
-        <w:rFonts w:asciiTheme="minorHAnsi" w:cstheme="minorBidi" w:eastAsiaTheme="minorEastAsia" w:hAnsiTheme="minorHAnsi"/>
-        <w:sz w:val="24"/>
-        <w:szCs w:val="24"/>
-        <w:lang w:bidi="ar-SA" w:eastAsia="zh-CN" w:val="en-US"/>
+        <w:rFonts w:ascii="Times New Roman" w:cs="Times New Roman" w:eastAsia="Times New Roman" w:hAnsi="Times New Roman"/>
+        <w:sz w:val="28"/>
+        <w:szCs w:val="28"/>
+        <w:lang w:val="uk-UA"/>
       </w:rPr>
     </w:rPrDefault>
     <w:pPrDefault>
       <w:pPr>
-        <w:spacing w:after="200"/>
+        <w:spacing w:after="0" w:before="0" w:line="312" w:lineRule="auto"/>
       </w:pPr>
     </w:pPrDefault>
   </w:docDefaults>
@@ -155,14 +164,19 @@
   <w:style w:default="1" w:styleId="Normal" w:type="paragraph">
     <w:name w:val="Normal"/>
     <w:qFormat/>
+    <w:pPr>
+      <w:spacing w:after="0" w:before="0" w:line="312" w:lineRule="auto"/>
+      <w:jc w:val="left"/>
+    </w:pPr>
   </w:style>
   <w:style w:styleId="BodyText" w:type="paragraph">
     <w:name w:val="Body Text"/>
     <w:basedOn w:val="Normal"/>
-    <w:link w:val="BodyTextChar"/>
-    <w:qFormat/>
-    <w:pPr>
-      <w:spacing w:after="180" w:before="180"/>
+    <w:qFormat/>
+    <w:pPr>
+      <w:spacing w:after="0" w:before="0" w:line="312" w:lineRule="auto"/>
+      <w:ind w:firstLine="709"/>
+      <w:jc w:val="both"/>
     </w:pPr>
   </w:style>
   <w:style w:customStyle="1" w:styleId="FirstParagraph" w:type="paragraph">
@@ -173,59 +187,57 @@
   </w:style>
   <w:style w:customStyle="1" w:styleId="Compact" w:type="paragraph">
     <w:name w:val="Compact"/>
-    <w:basedOn w:val="BodyText"/>
-    <w:qFormat/>
-    <w:pPr>
-      <w:spacing w:after="36" w:before="36"/>
+    <w:basedOn w:val="Normal"/>
+    <w:qFormat/>
+    <w:pPr>
+      <w:spacing w:after="0" w:before="0" w:line="312" w:lineRule="auto"/>
+      <w:ind w:firstLine="0"/>
+      <w:contextualSpacing/>
     </w:pPr>
   </w:style>
   <w:style w:styleId="Title" w:type="paragraph">
     <w:name w:val="Title"/>
     <w:basedOn w:val="Normal"/>
-    <w:next w:val="BodyText"/>
-    <w:link w:val="TitleChar"/>
+    <w:next w:val="Subtitle"/>
+    <w:qFormat/>
+    <w:pPr>
+      <w:spacing w:after="120" w:before="0" w:line="312" w:lineRule="auto"/>
+      <w:ind w:firstLine="0"/>
+      <w:jc w:val="center"/>
+    </w:pPr>
+    <w:rPr>
+      <w:rFonts w:ascii="Times New Roman" w:cs="Times New Roman" w:eastAsia="Times New Roman" w:hAnsi="Times New Roman"/>
+      <w:sz w:val="28"/>
+      <w:szCs w:val="28"/>
+    </w:rPr>
+  </w:style>
+  <w:style w:customStyle="1" w:styleId="TitleChar" w:type="character">
+    <w:name w:val="Title Char"/>
+    <w:basedOn w:val="DefaultParagraphFont"/>
+    <w:link w:val="Title"/>
     <w:uiPriority w:val="10"/>
-    <w:qFormat/>
-    <w:rsid w:val="00A10FD9"/>
-    <w:pPr>
-      <w:spacing w:after="80" w:line="240" w:lineRule="auto"/>
-      <w:contextualSpacing/>
-      <w:jc w:val="center"/>
-    </w:pPr>
+    <w:rsid w:val="00A10FD9"/>
     <w:rPr>
       <w:rFonts w:asciiTheme="majorHAnsi" w:cstheme="majorBidi" w:eastAsiaTheme="majorEastAsia" w:hAnsiTheme="majorHAnsi"/>
       <w:sz w:val="56"/>
       <w:szCs w:val="56"/>
     </w:rPr>
   </w:style>
-  <w:style w:customStyle="1" w:styleId="TitleChar" w:type="character">
-    <w:name w:val="Title Char"/>
-    <w:basedOn w:val="DefaultParagraphFont"/>
-    <w:link w:val="Title"/>
-    <w:uiPriority w:val="10"/>
-    <w:rsid w:val="00A10FD9"/>
-    <w:rPr>
-      <w:rFonts w:asciiTheme="majorHAnsi" w:cstheme="majorBidi" w:eastAsiaTheme="majorEastAsia" w:hAnsiTheme="majorHAnsi"/>
-      <w:sz w:val="56"/>
-      <w:szCs w:val="56"/>
-    </w:rPr>
-  </w:style>
   <w:style w:styleId="Subtitle" w:type="paragraph">
     <w:name w:val="Subtitle"/>
-    <w:basedOn w:val="Title"/>
-    <w:next w:val="BodyText"/>
-    <w:link w:val="SubtitleChar"/>
-    <w:uiPriority w:val="11"/>
-    <w:qFormat/>
-    <w:rsid w:val="00A10FD9"/>
-    <w:pPr>
-      <w:numPr>
-        <w:ilvl w:val="1"/>
-      </w:numPr>
-    </w:pPr>
-    <w:rPr>
-      <w:rFonts w:cstheme="majorBidi" w:eastAsiaTheme="majorEastAsia"/>
-      <w:spacing w:val="15"/>
+    <w:basedOn w:val="Normal"/>
+    <w:next w:val="FirstParagraph"/>
+    <w:qFormat/>
+    <w:pPr>
+      <w:spacing w:after="240" w:before="0" w:line="312" w:lineRule="auto"/>
+      <w:ind w:firstLine="0"/>
+      <w:jc w:val="center"/>
+    </w:pPr>
+    <w:rPr>
+      <w:rFonts w:ascii="Times New Roman" w:cs="Times New Roman" w:eastAsia="Times New Roman" w:hAnsi="Times New Roman"/>
+      <w:b/>
+      <w:bCs/>
+      <w:caps/>
       <w:sz w:val="28"/>
       <w:szCs w:val="28"/>
     </w:rPr>
@@ -315,17 +327,188 @@
   <w:style w:styleId="Heading1" w:type="paragraph">
     <w:name w:val="heading 1"/>
     <w:basedOn w:val="Normal"/>
+    <w:next w:val="FirstParagraph"/>
+    <w:qFormat/>
+    <w:pPr>
+      <w:keepNext/>
+      <w:spacing w:after="120" w:before="240" w:line="312" w:lineRule="auto"/>
+      <w:ind w:firstLine="0"/>
+      <w:jc w:val="center"/>
+    </w:pPr>
+    <w:rPr>
+      <w:rFonts w:ascii="Times New Roman" w:cs="Times New Roman" w:eastAsia="Times New Roman" w:hAnsi="Times New Roman"/>
+      <w:b/>
+      <w:bCs/>
+      <w:sz w:val="28"/>
+      <w:szCs w:val="28"/>
+    </w:rPr>
+  </w:style>
+  <w:style w:styleId="Heading2" w:type="paragraph">
+    <w:name w:val="heading 2"/>
+    <w:basedOn w:val="Normal"/>
+    <w:next w:val="FirstParagraph"/>
+    <w:qFormat/>
+    <w:pPr>
+      <w:keepNext/>
+      <w:spacing w:after="120" w:before="240" w:line="312" w:lineRule="auto"/>
+      <w:ind w:firstLine="0"/>
+      <w:jc w:val="center"/>
+    </w:pPr>
+    <w:rPr>
+      <w:rFonts w:ascii="Times New Roman" w:cs="Times New Roman" w:eastAsia="Times New Roman" w:hAnsi="Times New Roman"/>
+      <w:b/>
+      <w:bCs/>
+      <w:sz w:val="28"/>
+      <w:szCs w:val="28"/>
+    </w:rPr>
+  </w:style>
+  <w:style w:styleId="Heading3" w:type="paragraph">
+    <w:name w:val="heading 3"/>
+    <w:basedOn w:val="Normal"/>
+    <w:next w:val="FirstParagraph"/>
+    <w:qFormat/>
+    <w:pPr>
+      <w:keepNext/>
+      <w:spacing w:after="0" w:before="140" w:line="312" w:lineRule="auto"/>
+      <w:ind w:firstLine="709"/>
+      <w:jc w:val="left"/>
+    </w:pPr>
+    <w:rPr>
+      <w:rFonts w:ascii="Times New Roman" w:cs="Times New Roman" w:eastAsia="Times New Roman" w:hAnsi="Times New Roman"/>
+      <w:b/>
+      <w:bCs/>
+      <w:sz w:val="28"/>
+      <w:szCs w:val="28"/>
+    </w:rPr>
+  </w:style>
+  <w:style w:styleId="Heading4" w:type="paragraph">
+    <w:name w:val="heading 4"/>
+    <w:basedOn w:val="Normal"/>
+    <w:next w:val="FirstParagraph"/>
+    <w:qFormat/>
+    <w:pPr>
+      <w:keepNext/>
+      <w:spacing w:after="0" w:before="120" w:line="312" w:lineRule="auto"/>
+      <w:ind w:firstLine="709"/>
+      <w:jc w:val="left"/>
+    </w:pPr>
+    <w:rPr>
+      <w:rFonts w:ascii="Times New Roman" w:cs="Times New Roman" w:eastAsia="Times New Roman" w:hAnsi="Times New Roman"/>
+      <w:b/>
+      <w:bCs/>
+      <w:sz w:val="28"/>
+      <w:szCs w:val="28"/>
+    </w:rPr>
+  </w:style>
+  <w:style w:styleId="Heading5" w:type="paragraph">
+    <w:name w:val="heading 5"/>
+    <w:basedOn w:val="Normal"/>
+    <w:next w:val="FirstParagraph"/>
+    <w:qFormat/>
+    <w:pPr>
+      <w:keepNext/>
+      <w:spacing w:after="0" w:before="120" w:line="312" w:lineRule="auto"/>
+      <w:ind w:firstLine="709"/>
+      <w:jc w:val="left"/>
+    </w:pPr>
+    <w:rPr>
+      <w:rFonts w:ascii="Times New Roman" w:cs="Times New Roman" w:eastAsia="Times New Roman" w:hAnsi="Times New Roman"/>
+      <w:b/>
+      <w:bCs/>
+      <w:sz w:val="28"/>
+      <w:szCs w:val="28"/>
+    </w:rPr>
+  </w:style>
+  <w:style w:styleId="Heading6" w:type="paragraph">
+    <w:name w:val="heading 6"/>
+    <w:basedOn w:val="Normal"/>
+    <w:next w:val="FirstParagraph"/>
+    <w:qFormat/>
+    <w:pPr>
+      <w:keepNext/>
+      <w:spacing w:after="0" w:before="120" w:line="312" w:lineRule="auto"/>
+      <w:ind w:firstLine="709"/>
+      <w:jc w:val="left"/>
+    </w:pPr>
+    <w:rPr>
+      <w:rFonts w:ascii="Times New Roman" w:cs="Times New Roman" w:eastAsia="Times New Roman" w:hAnsi="Times New Roman"/>
+      <w:b/>
+      <w:bCs/>
+      <w:sz w:val="28"/>
+      <w:szCs w:val="28"/>
+    </w:rPr>
+  </w:style>
+  <w:style w:styleId="Heading7" w:type="paragraph">
+    <w:name w:val="heading 7"/>
+    <w:basedOn w:val="Normal"/>
     <w:next w:val="BodyText"/>
-    <w:link w:val="Heading1Char"/>
-    <w:uiPriority w:val="9"/>
+    <w:link w:val="Heading7Char"/>
+    <w:uiPriority w:val="9"/>
+    <w:semiHidden/>
+    <w:unhideWhenUsed/>
     <w:qFormat/>
     <w:rsid w:val="00A10FD9"/>
     <w:pPr>
       <w:keepNext/>
       <w:keepLines/>
-      <w:spacing w:after="80" w:before="360"/>
-      <w:outlineLvl w:val="0"/>
-    </w:pPr>
+      <w:spacing w:after="0" w:before="40"/>
+      <w:outlineLvl w:val="6"/>
+    </w:pPr>
+    <w:rPr>
+      <w:rFonts w:cstheme="majorBidi" w:eastAsiaTheme="majorEastAsia"/>
+      <w:color w:themeColor="text1" w:themeTint="A6" w:val="595959"/>
+    </w:rPr>
+  </w:style>
+  <w:style w:styleId="Heading8" w:type="paragraph">
+    <w:name w:val="heading 8"/>
+    <w:basedOn w:val="Normal"/>
+    <w:next w:val="BodyText"/>
+    <w:link w:val="Heading8Char"/>
+    <w:uiPriority w:val="9"/>
+    <w:semiHidden/>
+    <w:unhideWhenUsed/>
+    <w:qFormat/>
+    <w:rsid w:val="00A10FD9"/>
+    <w:pPr>
+      <w:keepNext/>
+      <w:keepLines/>
+      <w:spacing w:after="0"/>
+      <w:outlineLvl w:val="7"/>
+    </w:pPr>
+    <w:rPr>
+      <w:rFonts w:cstheme="majorBidi" w:eastAsiaTheme="majorEastAsia"/>
+      <w:i/>
+      <w:iCs/>
+      <w:color w:themeColor="text1" w:themeTint="D8" w:val="272727"/>
+    </w:rPr>
+  </w:style>
+  <w:style w:styleId="Heading9" w:type="paragraph">
+    <w:name w:val="heading 9"/>
+    <w:basedOn w:val="Normal"/>
+    <w:next w:val="BodyText"/>
+    <w:link w:val="Heading9Char"/>
+    <w:uiPriority w:val="9"/>
+    <w:semiHidden/>
+    <w:unhideWhenUsed/>
+    <w:qFormat/>
+    <w:rsid w:val="00A10FD9"/>
+    <w:pPr>
+      <w:keepNext/>
+      <w:keepLines/>
+      <w:spacing w:after="0"/>
+      <w:outlineLvl w:val="8"/>
+    </w:pPr>
+    <w:rPr>
+      <w:rFonts w:cstheme="majorBidi" w:eastAsiaTheme="majorEastAsia"/>
+      <w:color w:themeColor="text1" w:themeTint="D8" w:val="272727"/>
+    </w:rPr>
+  </w:style>
+  <w:style w:customStyle="1" w:styleId="Heading1Char" w:type="character">
+    <w:name w:val="Heading 1 Char"/>
+    <w:basedOn w:val="DefaultParagraphFont"/>
+    <w:link w:val="Heading1"/>
+    <w:uiPriority w:val="9"/>
+    <w:rsid w:val="00A10FD9"/>
     <w:rPr>
       <w:rFonts w:asciiTheme="majorHAnsi" w:cstheme="majorBidi" w:eastAsiaTheme="majorEastAsia" w:hAnsiTheme="majorHAnsi"/>
       <w:color w:themeColor="accent1" w:themeShade="BF" w:val="0F4761"/>
@@ -333,22 +516,13 @@
       <w:szCs w:val="40"/>
     </w:rPr>
   </w:style>
-  <w:style w:styleId="Heading2" w:type="paragraph">
-    <w:name w:val="heading 2"/>
-    <w:basedOn w:val="Normal"/>
-    <w:next w:val="BodyText"/>
-    <w:link w:val="Heading2Char"/>
+  <w:style w:customStyle="1" w:styleId="Heading2Char" w:type="character">
+    <w:name w:val="Heading 2 Char"/>
+    <w:basedOn w:val="DefaultParagraphFont"/>
+    <w:link w:val="Heading2"/>
     <w:uiPriority w:val="9"/>
     <w:semiHidden/>
-    <w:unhideWhenUsed/>
-    <w:qFormat/>
-    <w:rsid w:val="00A10FD9"/>
-    <w:pPr>
-      <w:keepNext/>
-      <w:keepLines/>
-      <w:spacing w:after="80" w:before="160"/>
-      <w:outlineLvl w:val="1"/>
-    </w:pPr>
+    <w:rsid w:val="00A10FD9"/>
     <w:rPr>
       <w:rFonts w:asciiTheme="majorHAnsi" w:cstheme="majorBidi" w:eastAsiaTheme="majorEastAsia" w:hAnsiTheme="majorHAnsi"/>
       <w:color w:themeColor="accent1" w:themeShade="BF" w:val="0F4761"/>
@@ -356,22 +530,13 @@
       <w:szCs w:val="32"/>
     </w:rPr>
   </w:style>
-  <w:style w:styleId="Heading3" w:type="paragraph">
-    <w:name w:val="heading 3"/>
-    <w:basedOn w:val="Normal"/>
-    <w:next w:val="BodyText"/>
-    <w:link w:val="Heading3Char"/>
+  <w:style w:customStyle="1" w:styleId="Heading3Char" w:type="character">
+    <w:name w:val="Heading 3 Char"/>
+    <w:basedOn w:val="DefaultParagraphFont"/>
+    <w:link w:val="Heading3"/>
     <w:uiPriority w:val="9"/>
     <w:semiHidden/>
-    <w:unhideWhenUsed/>
-    <w:qFormat/>
-    <w:rsid w:val="00A10FD9"/>
-    <w:pPr>
-      <w:keepNext/>
-      <w:keepLines/>
-      <w:spacing w:after="80" w:before="160"/>
-      <w:outlineLvl w:val="2"/>
-    </w:pPr>
+    <w:rsid w:val="00A10FD9"/>
     <w:rPr>
       <w:rFonts w:cstheme="majorBidi" w:eastAsiaTheme="majorEastAsia"/>
       <w:color w:themeColor="accent1" w:themeShade="BF" w:val="0F4761"/>
@@ -379,22 +544,13 @@
       <w:szCs w:val="28"/>
     </w:rPr>
   </w:style>
-  <w:style w:styleId="Heading4" w:type="paragraph">
-    <w:name w:val="heading 4"/>
-    <w:basedOn w:val="Normal"/>
-    <w:next w:val="BodyText"/>
-    <w:link w:val="Heading4Char"/>
+  <w:style w:customStyle="1" w:styleId="Heading4Char" w:type="character">
+    <w:name w:val="Heading 4 Char"/>
+    <w:basedOn w:val="DefaultParagraphFont"/>
+    <w:link w:val="Heading4"/>
     <w:uiPriority w:val="9"/>
     <w:semiHidden/>
-    <w:unhideWhenUsed/>
-    <w:qFormat/>
-    <w:rsid w:val="00A10FD9"/>
-    <w:pPr>
-      <w:keepNext/>
-      <w:keepLines/>
-      <w:spacing w:after="40" w:before="80"/>
-      <w:outlineLvl w:val="3"/>
-    </w:pPr>
+    <w:rsid w:val="00A10FD9"/>
     <w:rPr>
       <w:rFonts w:cstheme="majorBidi" w:eastAsiaTheme="majorEastAsia"/>
       <w:i/>
@@ -402,43 +558,25 @@
       <w:color w:themeColor="accent1" w:themeShade="BF" w:val="0F4761"/>
     </w:rPr>
   </w:style>
-  <w:style w:styleId="Heading5" w:type="paragraph">
-    <w:name w:val="heading 5"/>
-    <w:basedOn w:val="Normal"/>
-    <w:next w:val="BodyText"/>
-    <w:link w:val="Heading5Char"/>
+  <w:style w:customStyle="1" w:styleId="Heading5Char" w:type="character">
+    <w:name w:val="Heading 5 Char"/>
+    <w:basedOn w:val="DefaultParagraphFont"/>
+    <w:link w:val="Heading5"/>
     <w:uiPriority w:val="9"/>
     <w:semiHidden/>
-    <w:unhideWhenUsed/>
-    <w:qFormat/>
-    <w:rsid w:val="00A10FD9"/>
-    <w:pPr>
-      <w:keepNext/>
-      <w:keepLines/>
-      <w:spacing w:after="40" w:before="80"/>
-      <w:outlineLvl w:val="4"/>
-    </w:pPr>
+    <w:rsid w:val="00A10FD9"/>
     <w:rPr>
       <w:rFonts w:cstheme="majorBidi" w:eastAsiaTheme="majorEastAsia"/>
       <w:color w:themeColor="accent1" w:themeShade="BF" w:val="0F4761"/>
     </w:rPr>
   </w:style>
-  <w:style w:styleId="Heading6" w:type="paragraph">
-    <w:name w:val="heading 6"/>
-    <w:basedOn w:val="Normal"/>
-    <w:next w:val="BodyText"/>
-    <w:link w:val="Heading6Char"/>
+  <w:style w:customStyle="1" w:styleId="Heading6Char" w:type="character">
+    <w:name w:val="Heading 6 Char"/>
+    <w:basedOn w:val="DefaultParagraphFont"/>
+    <w:link w:val="Heading6"/>
     <w:uiPriority w:val="9"/>
     <w:semiHidden/>
-    <w:unhideWhenUsed/>
-    <w:qFormat/>
-    <w:rsid w:val="00A10FD9"/>
-    <w:pPr>
-      <w:keepNext/>
-      <w:keepLines/>
-      <w:spacing w:after="0" w:before="40"/>
-      <w:outlineLvl w:val="5"/>
-    </w:pPr>
+    <w:rsid w:val="00A10FD9"/>
     <w:rPr>
       <w:rFonts w:cstheme="majorBidi" w:eastAsiaTheme="majorEastAsia"/>
       <w:i/>
@@ -446,43 +584,25 @@
       <w:color w:themeColor="text1" w:themeTint="A6" w:val="595959"/>
     </w:rPr>
   </w:style>
-  <w:style w:styleId="Heading7" w:type="paragraph">
-    <w:name w:val="heading 7"/>
-    <w:basedOn w:val="Normal"/>
-    <w:next w:val="BodyText"/>
-    <w:link w:val="Heading7Char"/>
+  <w:style w:customStyle="1" w:styleId="Heading7Char" w:type="character">
+    <w:name w:val="Heading 7 Char"/>
+    <w:basedOn w:val="DefaultParagraphFont"/>
+    <w:link w:val="Heading7"/>
     <w:uiPriority w:val="9"/>
     <w:semiHidden/>
-    <w:unhideWhenUsed/>
-    <w:qFormat/>
-    <w:rsid w:val="00A10FD9"/>
-    <w:pPr>
-      <w:keepNext/>
-      <w:keepLines/>
-      <w:spacing w:after="0" w:before="40"/>
-      <w:outlineLvl w:val="6"/>
-    </w:pPr>
+    <w:rsid w:val="00A10FD9"/>
     <w:rPr>
       <w:rFonts w:cstheme="majorBidi" w:eastAsiaTheme="majorEastAsia"/>
       <w:color w:themeColor="text1" w:themeTint="A6" w:val="595959"/>
     </w:rPr>
   </w:style>
-  <w:style w:styleId="Heading8" w:type="paragraph">
-    <w:name w:val="heading 8"/>
-    <w:basedOn w:val="Normal"/>
-    <w:next w:val="BodyText"/>
-    <w:link w:val="Heading8Char"/>
+  <w:style w:customStyle="1" w:styleId="Heading8Char" w:type="character">
+    <w:name w:val="Heading 8 Char"/>
+    <w:basedOn w:val="DefaultParagraphFont"/>
+    <w:link w:val="Heading8"/>
     <w:uiPriority w:val="9"/>
     <w:semiHidden/>
-    <w:unhideWhenUsed/>
-    <w:qFormat/>
-    <w:rsid w:val="00A10FD9"/>
-    <w:pPr>
-      <w:keepNext/>
-      <w:keepLines/>
-      <w:spacing w:after="0"/>
-      <w:outlineLvl w:val="7"/>
-    </w:pPr>
+    <w:rsid w:val="00A10FD9"/>
     <w:rPr>
       <w:rFonts w:cstheme="majorBidi" w:eastAsiaTheme="majorEastAsia"/>
       <w:i/>
@@ -490,134 +610,6 @@
       <w:color w:themeColor="text1" w:themeTint="D8" w:val="272727"/>
     </w:rPr>
   </w:style>
-  <w:style w:styleId="Heading9" w:type="paragraph">
-    <w:name w:val="heading 9"/>
-    <w:basedOn w:val="Normal"/>
-    <w:next w:val="BodyText"/>
-    <w:link w:val="Heading9Char"/>
-    <w:uiPriority w:val="9"/>
-    <w:semiHidden/>
-    <w:unhideWhenUsed/>
-    <w:qFormat/>
-    <w:rsid w:val="00A10FD9"/>
-    <w:pPr>
-      <w:keepNext/>
-      <w:keepLines/>
-      <w:spacing w:after="0"/>
-      <w:outlineLvl w:val="8"/>
-    </w:pPr>
-    <w:rPr>
-      <w:rFonts w:cstheme="majorBidi" w:eastAsiaTheme="majorEastAsia"/>
-      <w:color w:themeColor="text1" w:themeTint="D8" w:val="272727"/>
-    </w:rPr>
-  </w:style>
-  <w:style w:customStyle="1" w:styleId="Heading1Char" w:type="character">
-    <w:name w:val="Heading 1 Char"/>
-    <w:basedOn w:val="DefaultParagraphFont"/>
-    <w:link w:val="Heading1"/>
-    <w:uiPriority w:val="9"/>
-    <w:rsid w:val="00A10FD9"/>
-    <w:rPr>
-      <w:rFonts w:asciiTheme="majorHAnsi" w:cstheme="majorBidi" w:eastAsiaTheme="majorEastAsia" w:hAnsiTheme="majorHAnsi"/>
-      <w:color w:themeColor="accent1" w:themeShade="BF" w:val="0F4761"/>
-      <w:sz w:val="40"/>
-      <w:szCs w:val="40"/>
-    </w:rPr>
-  </w:style>
-  <w:style w:customStyle="1" w:styleId="Heading2Char" w:type="character">
-    <w:name w:val="Heading 2 Char"/>
-    <w:basedOn w:val="DefaultParagraphFont"/>
-    <w:link w:val="Heading2"/>
-    <w:uiPriority w:val="9"/>
-    <w:semiHidden/>
-    <w:rsid w:val="00A10FD9"/>
-    <w:rPr>
-      <w:rFonts w:asciiTheme="majorHAnsi" w:cstheme="majorBidi" w:eastAsiaTheme="majorEastAsia" w:hAnsiTheme="majorHAnsi"/>
-      <w:color w:themeColor="accent1" w:themeShade="BF" w:val="0F4761"/>
-      <w:sz w:val="32"/>
-      <w:szCs w:val="32"/>
-    </w:rPr>
-  </w:style>
-  <w:style w:customStyle="1" w:styleId="Heading3Char" w:type="character">
-    <w:name w:val="Heading 3 Char"/>
-    <w:basedOn w:val="DefaultParagraphFont"/>
-    <w:link w:val="Heading3"/>
-    <w:uiPriority w:val="9"/>
-    <w:semiHidden/>
-    <w:rsid w:val="00A10FD9"/>
-    <w:rPr>
-      <w:rFonts w:cstheme="majorBidi" w:eastAsiaTheme="majorEastAsia"/>
-      <w:color w:themeColor="accent1" w:themeShade="BF" w:val="0F4761"/>
-      <w:sz w:val="28"/>
-      <w:szCs w:val="28"/>
-    </w:rPr>
-  </w:style>
-  <w:style w:customStyle="1" w:styleId="Heading4Char" w:type="character">
-    <w:name w:val="Heading 4 Char"/>
-    <w:basedOn w:val="DefaultParagraphFont"/>
-    <w:link w:val="Heading4"/>
-    <w:uiPriority w:val="9"/>
-    <w:semiHidden/>
-    <w:rsid w:val="00A10FD9"/>
-    <w:rPr>
-      <w:rFonts w:cstheme="majorBidi" w:eastAsiaTheme="majorEastAsia"/>
-      <w:i/>
-      <w:iCs/>
-      <w:color w:themeColor="accent1" w:themeShade="BF" w:val="0F4761"/>
-    </w:rPr>
-  </w:style>
-  <w:style w:customStyle="1" w:styleId="Heading5Char" w:type="character">
-    <w:name w:val="Heading 5 Char"/>
-    <w:basedOn w:val="DefaultParagraphFont"/>
-    <w:link w:val="Heading5"/>
-    <w:uiPriority w:val="9"/>
-    <w:semiHidden/>
-    <w:rsid w:val="00A10FD9"/>
-    <w:rPr>
-      <w:rFonts w:cstheme="majorBidi" w:eastAsiaTheme="majorEastAsia"/>
-      <w:color w:themeColor="accent1" w:themeShade="BF" w:val="0F4761"/>
-    </w:rPr>
-  </w:style>
-  <w:style w:customStyle="1" w:styleId="Heading6Char" w:type="character">
-    <w:name w:val="Heading 6 Char"/>
-    <w:basedOn w:val="DefaultParagraphFont"/>
-    <w:link w:val="Heading6"/>
-    <w:uiPriority w:val="9"/>
-    <w:semiHidden/>
-    <w:rsid w:val="00A10FD9"/>
-    <w:rPr>
-      <w:rFonts w:cstheme="majorBidi" w:eastAsiaTheme="majorEastAsia"/>
-      <w:i/>
-      <w:iCs/>
-      <w:color w:themeColor="text1" w:themeTint="A6" w:val="595959"/>
-    </w:rPr>
-  </w:style>
-  <w:style w:customStyle="1" w:styleId="Heading7Char" w:type="character">
-    <w:name w:val="Heading 7 Char"/>
-    <w:basedOn w:val="DefaultParagraphFont"/>
-    <w:link w:val="Heading7"/>
-    <w:uiPriority w:val="9"/>
-    <w:semiHidden/>
-    <w:rsid w:val="00A10FD9"/>
-    <w:rPr>
-      <w:rFonts w:cstheme="majorBidi" w:eastAsiaTheme="majorEastAsia"/>
-      <w:color w:themeColor="text1" w:themeTint="A6" w:val="595959"/>
-    </w:rPr>
-  </w:style>
-  <w:style w:customStyle="1" w:styleId="Heading8Char" w:type="character">
-    <w:name w:val="Heading 8 Char"/>
-    <w:basedOn w:val="DefaultParagraphFont"/>
-    <w:link w:val="Heading8"/>
-    <w:uiPriority w:val="9"/>
-    <w:semiHidden/>
-    <w:rsid w:val="00A10FD9"/>
-    <w:rPr>
-      <w:rFonts w:cstheme="majorBidi" w:eastAsiaTheme="majorEastAsia"/>
-      <w:i/>
-      <w:iCs/>
-      <w:color w:themeColor="text1" w:themeTint="D8" w:val="272727"/>
-    </w:rPr>
-  </w:style>
   <w:style w:customStyle="1" w:styleId="Heading9Char" w:type="character">
     <w:name w:val="Heading 9 Char"/>
     <w:basedOn w:val="DefaultParagraphFont"/>
@@ -633,13 +625,10 @@
   <w:style w:styleId="BlockText" w:type="paragraph">
     <w:name w:val="Block Text"/>
     <w:basedOn w:val="BodyText"/>
-    <w:next w:val="BodyText"/>
-    <w:uiPriority w:val="9"/>
-    <w:unhideWhenUsed/>
-    <w:qFormat/>
-    <w:pPr>
-      <w:spacing w:after="100" w:before="100"/>
-      <w:ind w:firstLine="0" w:left="480" w:right="480"/>
+    <w:qFormat/>
+    <w:pPr>
+      <w:spacing w:after="0" w:before="0" w:line="312" w:lineRule="auto"/>
+      <w:ind w:firstLine="0" w:left="1134"/>
     </w:pPr>
   </w:style>
   <w:style w:styleId="FootnoteText" w:type="paragraph">
@@ -670,24 +659,44 @@
   <w:style w:default="1" w:styleId="Table" w:type="table">
     <w:name w:val="Table"/>
     <w:basedOn w:val="TableNormal"/>
-    <w:semiHidden/>
-    <w:unhideWhenUsed/>
-    <w:qFormat/>
+    <w:qFormat/>
+    <w:pPr>
+      <w:spacing w:after="0" w:before="0" w:line="240" w:lineRule="auto"/>
+      <w:ind w:firstLine="0"/>
+      <w:jc w:val="left"/>
+    </w:pPr>
+    <w:rPr>
+      <w:rFonts w:ascii="Times New Roman" w:cs="Times New Roman" w:eastAsia="Times New Roman" w:hAnsi="Times New Roman"/>
+      <w:sz w:val="24"/>
+      <w:szCs w:val="24"/>
+    </w:rPr>
     <w:tblPr>
       <w:tblInd w:type="dxa" w:w="0"/>
+      <w:tblBorders>
+        <w:top w:color="000000" w:space="0" w:sz="4" w:val="single"/>
+        <w:left w:color="000000" w:space="0" w:sz="4" w:val="single"/>
+        <w:bottom w:color="000000" w:space="0" w:sz="4" w:val="single"/>
+        <w:right w:color="000000" w:space="0" w:sz="4" w:val="single"/>
+        <w:insideH w:color="000000" w:space="0" w:sz="4" w:val="single"/>
+        <w:insideV w:color="000000" w:space="0" w:sz="4" w:val="single"/>
+      </w:tblBorders>
       <w:tblCellMar>
-        <w:top w:type="dxa" w:w="0"/>
-        <w:left w:type="dxa" w:w="108"/>
-        <w:bottom w:type="dxa" w:w="0"/>
-        <w:right w:type="dxa" w:w="108"/>
+        <w:top w:type="dxa" w:w="40"/>
+        <w:left w:type="dxa" w:w="70"/>
+        <w:bottom w:type="dxa" w:w="40"/>
+        <w:right w:type="dxa" w:w="70"/>
       </w:tblCellMar>
     </w:tblPr>
     <w:tblStylePr w:type="firstRow">
+      <w:pPr>
+        <w:jc w:val="center"/>
+      </w:pPr>
+      <w:rPr>
+        <w:b/>
+        <w:bCs/>
+      </w:rPr>
       <w:tcPr>
-        <w:tcBorders>
-          <w:bottom w:val="single"/>
-        </w:tcBorders>
-        <w:vAlign w:val="bottom"/>
+        <w:vAlign w:val="center"/>
       </w:tcPr>
     </w:tblStylePr>
   </w:style>
@@ -721,18 +730,48 @@
   </w:style>
   <w:style w:customStyle="1" w:styleId="TableCaption" w:type="paragraph">
     <w:name w:val="Table Caption"/>
-    <w:basedOn w:val="Caption"/>
-    <w:pPr>
-      <w:keepNext/>
-    </w:pPr>
+    <w:basedOn w:val="Normal"/>
+    <w:next w:val="FirstParagraph"/>
+    <w:qFormat/>
+    <w:pPr>
+      <w:keepNext/>
+      <w:spacing w:after="60" w:before="160" w:line="312" w:lineRule="auto"/>
+      <w:ind w:firstLine="0"/>
+      <w:jc w:val="center"/>
+    </w:pPr>
+    <w:rPr>
+      <w:rFonts w:ascii="Times New Roman" w:cs="Times New Roman" w:eastAsia="Times New Roman" w:hAnsi="Times New Roman"/>
+      <w:sz w:val="28"/>
+      <w:szCs w:val="28"/>
+    </w:rPr>
   </w:style>
   <w:style w:customStyle="1" w:styleId="ImageCaption" w:type="paragraph">
     <w:name w:val="Image Caption"/>
-    <w:basedOn w:val="Caption"/>
+    <w:basedOn w:val="Normal"/>
+    <w:next w:val="FirstParagraph"/>
+    <w:qFormat/>
+    <w:pPr>
+      <w:spacing w:after="160" w:before="60" w:line="312" w:lineRule="auto"/>
+      <w:ind w:firstLine="0"/>
+      <w:jc w:val="center"/>
+    </w:pPr>
+    <w:rPr>
+      <w:rFonts w:ascii="Times New Roman" w:cs="Times New Roman" w:eastAsia="Times New Roman" w:hAnsi="Times New Roman"/>
+      <w:sz w:val="28"/>
+      <w:szCs w:val="28"/>
+    </w:rPr>
   </w:style>
   <w:style w:customStyle="1" w:styleId="Figure" w:type="paragraph">
     <w:name w:val="Figure"/>
     <w:basedOn w:val="Normal"/>
+    <w:next w:val="ImageCaption"/>
+    <w:qFormat/>
+    <w:pPr>
+      <w:keepNext/>
+      <w:spacing w:after="60" w:before="160" w:line="312" w:lineRule="auto"/>
+      <w:ind w:firstLine="0"/>
+      <w:jc w:val="center"/>
+    </w:pPr>
   </w:style>
   <w:style w:customStyle="1" w:styleId="CaptionedFigure" w:type="paragraph">
     <w:name w:val="Captioned Figure"/>
@@ -748,10 +787,9 @@
   </w:style>
   <w:style w:customStyle="1" w:styleId="VerbatimChar" w:type="character">
     <w:name w:val="Verbatim Char"/>
-    <w:basedOn w:val="BodyTextChar"/>
-    <w:rPr>
-      <w:rFonts w:ascii="Consolas" w:hAnsi="Consolas"/>
-      <w:sz w:val="22"/>
+    <w:basedOn w:val="DefaultParagraphFont"/>
+    <w:rPr>
+      <w:rFonts w:ascii="Times New Roman" w:cs="Times New Roman" w:eastAsia="Times New Roman" w:hAnsi="Times New Roman"/>
     </w:rPr>
   </w:style>
   <w:style w:customStyle="1" w:styleId="SectionNumber" w:type="character">
@@ -790,239 +828,27 @@
       <w:color w:themeColor="accent1" w:themeShade="BF" w:val="365F91"/>
     </w:rPr>
   </w:style>
-  <w:style w:type="paragraph" w:customStyle="1" w:styleId="SourceCode">
+  <w:style w:customStyle="1" w:styleId="SourceCode" w:type="paragraph">
     <w:name w:val="Source Code"/>
     <w:basedOn w:val="Normal"/>
-    <w:link w:val="VerbatimChar"/>
-    <w:pPr>
-      <w:wordWrap w:val="off"/>
-    </w:pPr>
-  </w:style>
-  <w:style w:type="character" w:customStyle="1" w:styleId="KeywordTok">
-    <w:name w:val="KeywordTok"/>
-    <w:basedOn w:val="VerbatimChar"/>
-    <w:rPr>
-      <w:b/>
-      <w:color w:val="007020"/>
-    </w:rPr>
-  </w:style>
-  <w:style w:type="character" w:customStyle="1" w:styleId="DataTypeTok">
-    <w:name w:val="DataTypeTok"/>
-    <w:basedOn w:val="VerbatimChar"/>
-    <w:rPr>
-      <w:color w:val="902000"/>
-    </w:rPr>
-  </w:style>
-  <w:style w:type="character" w:customStyle="1" w:styleId="DecValTok">
-    <w:name w:val="DecValTok"/>
-    <w:basedOn w:val="VerbatimChar"/>
-    <w:rPr>
-      <w:color w:val="40a070"/>
-    </w:rPr>
-  </w:style>
-  <w:style w:type="character" w:customStyle="1" w:styleId="BaseNTok">
-    <w:name w:val="BaseNTok"/>
-    <w:basedOn w:val="VerbatimChar"/>
-    <w:rPr>
-      <w:color w:val="40a070"/>
-    </w:rPr>
-  </w:style>
-  <w:style w:type="character" w:customStyle="1" w:styleId="FloatTok">
-    <w:name w:val="FloatTok"/>
-    <w:basedOn w:val="VerbatimChar"/>
-    <w:rPr>
-      <w:color w:val="40a070"/>
-    </w:rPr>
-  </w:style>
-  <w:style w:type="character" w:customStyle="1" w:styleId="ConstantTok">
-    <w:name w:val="ConstantTok"/>
-    <w:basedOn w:val="VerbatimChar"/>
-    <w:rPr>
-      <w:color w:val="880000"/>
-    </w:rPr>
-  </w:style>
-  <w:style w:type="character" w:customStyle="1" w:styleId="CharTok">
-    <w:name w:val="CharTok"/>
-    <w:basedOn w:val="VerbatimChar"/>
-    <w:rPr>
-      <w:color w:val="4070a0"/>
-    </w:rPr>
-  </w:style>
-  <w:style w:type="character" w:customStyle="1" w:styleId="SpecialCharTok">
-    <w:name w:val="SpecialCharTok"/>
-    <w:basedOn w:val="VerbatimChar"/>
-    <w:rPr>
-      <w:color w:val="4070a0"/>
-    </w:rPr>
-  </w:style>
-  <w:style w:type="character" w:customStyle="1" w:styleId="StringTok">
-    <w:name w:val="StringTok"/>
-    <w:basedOn w:val="VerbatimChar"/>
-    <w:rPr>
-      <w:color w:val="4070a0"/>
-    </w:rPr>
-  </w:style>
-  <w:style w:type="character" w:customStyle="1" w:styleId="VerbatimStringTok">
-    <w:name w:val="VerbatimStringTok"/>
-    <w:basedOn w:val="VerbatimChar"/>
-    <w:rPr>
-      <w:color w:val="4070a0"/>
-    </w:rPr>
-  </w:style>
-  <w:style w:type="character" w:customStyle="1" w:styleId="SpecialStringTok">
-    <w:name w:val="SpecialStringTok"/>
-    <w:basedOn w:val="VerbatimChar"/>
-    <w:rPr>
-      <w:color w:val="bb6688"/>
-    </w:rPr>
-  </w:style>
-  <w:style w:type="character" w:customStyle="1" w:styleId="ImportTok">
-    <w:name w:val="ImportTok"/>
-    <w:basedOn w:val="VerbatimChar"/>
-    <w:rPr>
-      <w:b/>
-      <w:color w:val="008000"/>
-    </w:rPr>
-  </w:style>
-  <w:style w:type="character" w:customStyle="1" w:styleId="CommentTok">
-    <w:name w:val="CommentTok"/>
-    <w:basedOn w:val="VerbatimChar"/>
-    <w:rPr>
-      <w:i/>
-      <w:color w:val="60a0b0"/>
-    </w:rPr>
-  </w:style>
-  <w:style w:type="character" w:customStyle="1" w:styleId="DocumentationTok">
-    <w:name w:val="DocumentationTok"/>
-    <w:basedOn w:val="VerbatimChar"/>
-    <w:rPr>
-      <w:i/>
-      <w:color w:val="ba2121"/>
-    </w:rPr>
-  </w:style>
-  <w:style w:type="character" w:customStyle="1" w:styleId="AnnotationTok">
-    <w:name w:val="AnnotationTok"/>
-    <w:basedOn w:val="VerbatimChar"/>
-    <w:rPr>
-      <w:b/>
-      <w:i/>
-      <w:color w:val="60a0b0"/>
-    </w:rPr>
-  </w:style>
-  <w:style w:type="character" w:customStyle="1" w:styleId="CommentVarTok">
-    <w:name w:val="CommentVarTok"/>
-    <w:basedOn w:val="VerbatimChar"/>
-    <w:rPr>
-      <w:b/>
-      <w:i/>
-      <w:color w:val="60a0b0"/>
-    </w:rPr>
-  </w:style>
-  <w:style w:type="character" w:customStyle="1" w:styleId="OtherTok">
-    <w:name w:val="OtherTok"/>
-    <w:basedOn w:val="VerbatimChar"/>
-    <w:rPr>
-      <w:color w:val="007020"/>
-    </w:rPr>
-  </w:style>
-  <w:style w:type="character" w:customStyle="1" w:styleId="FunctionTok">
-    <w:name w:val="FunctionTok"/>
-    <w:basedOn w:val="VerbatimChar"/>
-    <w:rPr>
-      <w:color w:val="06287e"/>
-    </w:rPr>
-  </w:style>
-  <w:style w:type="character" w:customStyle="1" w:styleId="VariableTok">
-    <w:name w:val="VariableTok"/>
-    <w:basedOn w:val="VerbatimChar"/>
-    <w:rPr>
-      <w:color w:val="19177c"/>
-    </w:rPr>
-  </w:style>
-  <w:style w:type="character" w:customStyle="1" w:styleId="ControlFlowTok">
-    <w:name w:val="ControlFlowTok"/>
-    <w:basedOn w:val="VerbatimChar"/>
-    <w:rPr>
-      <w:b/>
-      <w:color w:val="007020"/>
-    </w:rPr>
-  </w:style>
-  <w:style w:type="character" w:customStyle="1" w:styleId="OperatorTok">
-    <w:name w:val="OperatorTok"/>
-    <w:basedOn w:val="VerbatimChar"/>
-    <w:rPr>
-      <w:color w:val="666666"/>
-    </w:rPr>
-  </w:style>
-  <w:style w:type="character" w:customStyle="1" w:styleId="BuiltInTok">
-    <w:name w:val="BuiltInTok"/>
-    <w:basedOn w:val="VerbatimChar"/>
-    <w:rPr>
-      <w:color w:val="008000"/>
-    </w:rPr>
-  </w:style>
-  <w:style w:type="character" w:customStyle="1" w:styleId="ExtensionTok">
-    <w:name w:val="ExtensionTok"/>
-    <w:basedOn w:val="VerbatimChar"/>
-    <w:rPr/>
-  </w:style>
-  <w:style w:type="character" w:customStyle="1" w:styleId="PreprocessorTok">
-    <w:name w:val="PreprocessorTok"/>
-    <w:basedOn w:val="VerbatimChar"/>
-    <w:rPr>
-      <w:color w:val="bc7a00"/>
-    </w:rPr>
-  </w:style>
-  <w:style w:type="character" w:customStyle="1" w:styleId="AttributeTok">
-    <w:name w:val="AttributeTok"/>
-    <w:basedOn w:val="VerbatimChar"/>
-    <w:rPr>
-      <w:color w:val="7d9029"/>
-    </w:rPr>
-  </w:style>
-  <w:style w:type="character" w:customStyle="1" w:styleId="RegionMarkerTok">
-    <w:name w:val="RegionMarkerTok"/>
-    <w:basedOn w:val="VerbatimChar"/>
-    <w:rPr/>
-  </w:style>
-  <w:style w:type="character" w:customStyle="1" w:styleId="InformationTok">
-    <w:name w:val="InformationTok"/>
-    <w:basedOn w:val="VerbatimChar"/>
-    <w:rPr>
-      <w:b/>
-      <w:i/>
-      <w:color w:val="60a0b0"/>
-    </w:rPr>
-  </w:style>
-  <w:style w:type="character" w:customStyle="1" w:styleId="WarningTok">
-    <w:name w:val="WarningTok"/>
-    <w:basedOn w:val="VerbatimChar"/>
-    <w:rPr>
-      <w:b/>
-      <w:i/>
-      <w:color w:val="60a0b0"/>
-    </w:rPr>
-  </w:style>
-  <w:style w:type="character" w:customStyle="1" w:styleId="AlertTok">
-    <w:name w:val="AlertTok"/>
-    <w:basedOn w:val="VerbatimChar"/>
-    <w:rPr>
-      <w:b/>
-      <w:color w:val="ff0000"/>
-    </w:rPr>
-  </w:style>
-  <w:style w:type="character" w:customStyle="1" w:styleId="ErrorTok">
-    <w:name w:val="ErrorTok"/>
-    <w:basedOn w:val="VerbatimChar"/>
-    <w:rPr>
-      <w:b/>
-      <w:color w:val="ff0000"/>
-    </w:rPr>
-  </w:style>
-  <w:style w:type="character" w:customStyle="1" w:styleId="NormalTok">
-    <w:name w:val="NormalTok"/>
-    <w:basedOn w:val="VerbatimChar"/>
-    <w:rPr/>
+    <w:qFormat/>
+    <w:pPr>
+      <w:pBdr>
+        <w:top w:color="BFBFBF" w:space="4" w:sz="4" w:val="single"/>
+        <w:left w:color="BFBFBF" w:space="4" w:sz="4" w:val="single"/>
+        <w:bottom w:color="BFBFBF" w:space="4" w:sz="4" w:val="single"/>
+        <w:right w:color="BFBFBF" w:space="4" w:sz="4" w:val="single"/>
+      </w:pBdr>
+      <w:shd w:color="auto" w:fill="F4F4F4" w:val="clear"/>
+      <w:spacing w:after="120" w:before="120" w:line="200" w:lineRule="auto"/>
+      <w:ind w:firstLine="0" w:left="284" w:right="284"/>
+      <w:jc w:val="left"/>
+    </w:pPr>
+    <w:rPr>
+      <w:rFonts w:ascii="Courier New" w:cs="Courier New" w:eastAsia="Courier New" w:hAnsi="Courier New"/>
+      <w:sz w:val="18"/>
+      <w:szCs w:val="18"/>
+    </w:rPr>
   </w:style>
 </w:styles>
 </file>
